--- a/files/marked/IS-009-通訊安全管理程序.docx
+++ b/files/marked/IS-009-通訊安全管理程序.docx
@@ -3450,11 +3450,7 @@
         </w:rPr>
       </w:pPr>
       <w:r>
-        <w:rPr>
-          <w:rFonts w:ascii="Times New Roman" w:hint="eastAsia"/>
-          <w:szCs w:val="28"/>
-        </w:rPr>
-        <w:t>為求落實安全管理，於防火牆安全規則建置後，應每年審查規則之適用性，並予以檢討修正，避免因時間或業務變更而不符現狀。</w:t>
+        <w:t>{{firewall_review_clause}}</w:t>
       </w:r>
     </w:p>
     <w:p>
@@ -3585,13 +3581,7 @@
         </w:rPr>
       </w:pPr>
       <w:r>
-        <w:t>應建立網路傳送資訊之安全控管機制（如防火牆、安全憑證、VPN或加解密系統或服務等），以</w:t>
-      </w:r>
-      <w:r>
-        <w:rPr>
-          <w:rFonts w:ascii="Times New Roman"/>
-        </w:rPr>
-        <w:t>確保資訊傳輸交換安全。</w:t>
+        <w:t>{{remote_access_clause}}</w:t>
       </w:r>
     </w:p>
     <w:p>
@@ -3778,62 +3768,7 @@
         </w:rPr>
       </w:pPr>
       <w:r>
-        <w:rPr>
-          <w:rFonts w:hint="eastAsia"/>
-          <w:szCs w:val="28"/>
-        </w:rPr>
-        <w:t>核心系統與設備之網路安全相關記錄檔（</w:t>
-      </w:r>
-      <w:r>
-        <w:rPr>
-          <w:rFonts w:hint="eastAsia"/>
-          <w:szCs w:val="28"/>
-        </w:rPr>
-        <w:t>Log</w:t>
-      </w:r>
-      <w:r>
-        <w:rPr>
-          <w:rFonts w:hint="eastAsia"/>
-          <w:szCs w:val="28"/>
-        </w:rPr>
-        <w:t>）案視資源使用狀況，以保存</w:t>
-      </w:r>
-      <w:r>
-        <w:rPr>
-          <w:rFonts w:hint="eastAsia"/>
-          <w:szCs w:val="28"/>
-          <w:shd w:val="pct15" w:color="auto" w:fill="FFFFFF"/>
-        </w:rPr>
-        <w:t>六</w:t>
-      </w:r>
-      <w:r>
-        <w:rPr>
-          <w:rFonts w:hint="eastAsia"/>
-          <w:szCs w:val="28"/>
-          <w:shd w:val="pct15" w:color="auto" w:fill="FFFFFF"/>
-        </w:rPr>
-        <w:t>個月</w:t>
-      </w:r>
-      <w:r>
-        <w:rPr>
-          <w:rFonts w:hint="eastAsia"/>
-          <w:szCs w:val="28"/>
-        </w:rPr>
-        <w:t>為原則，保存內容</w:t>
-      </w:r>
-      <w:r>
-        <w:rPr>
-          <w:rFonts w:hint="eastAsia"/>
-          <w:szCs w:val="28"/>
-        </w:rPr>
-        <w:t>得</w:t>
-      </w:r>
-      <w:r>
-        <w:rPr>
-          <w:rFonts w:hint="eastAsia"/>
-          <w:szCs w:val="28"/>
-        </w:rPr>
-        <w:t>包含：</w:t>
+        <w:t>核心系統與設備之網路安全相關記錄檔（Log）案視資源使用狀況，以保存{{log_retention_months}}個月為原則，保存內容得包含：</w:t>
       </w:r>
     </w:p>
     <w:p>
@@ -4028,25 +3963,7 @@
         </w:rPr>
       </w:pPr>
       <w:r>
-        <w:rPr>
-          <w:rFonts w:hAnsi="標楷體" w:hint="eastAsia"/>
-          <w:szCs w:val="28"/>
-        </w:rPr>
-        <w:t>網頁過濾：組織應定期檢視相關網路設定，如需變更相關規則，應填寫「資訊服務申請</w:t>
-      </w:r>
-      <w:r>
-        <w:rPr>
-          <w:rFonts w:hAnsi="標楷體" w:hint="eastAsia"/>
-          <w:szCs w:val="28"/>
-        </w:rPr>
-        <w:t>單</w:t>
-      </w:r>
-      <w:r>
-        <w:rPr>
-          <w:rFonts w:hAnsi="標楷體" w:hint="eastAsia"/>
-          <w:szCs w:val="28"/>
-        </w:rPr>
-        <w:t>」，並針對員工對外部資源存取行為進行過濾及審查，避免遭受惡意攻擊，可考量下列方式以強化對外網站存取行為之安全性：</w:t>
+        <w:t>{{web_filtering_clause}}</w:t>
       </w:r>
     </w:p>
     <w:p>
